--- a/companies/meridian-actuarial/People/2017.02.05 - Onboarding - Jennifer Johnson.docx
+++ b/companies/meridian-actuarial/People/2017.02.05 - Onboarding - Jennifer Johnson.docx
@@ -3,36 +3,57 @@
 <w:document xmlns:wpc="http://schemas.microsoft.com/office/word/2010/wordprocessingCanvas" xmlns:mo="http://schemas.microsoft.com/office/mac/office/2008/main" xmlns:mc="http://schemas.openxmlformats.org/markup-compatibility/2006" xmlns:mv="urn:schemas-microsoft-com:mac:vml" xmlns:o="urn:schemas-microsoft-com:office:office" xmlns:r="http://schemas.openxmlformats.org/officeDocument/2006/relationships" xmlns:m="http://schemas.openxmlformats.org/officeDocument/2006/math" xmlns:v="urn:schemas-microsoft-com:vml" xmlns:wp14="http://schemas.microsoft.com/office/word/2010/wordprocessingDrawing" xmlns:wp="http://schemas.openxmlformats.org/drawingml/2006/wordprocessingDrawing" xmlns:w10="urn:schemas-microsoft-com:office:word" xmlns:w="http://schemas.openxmlformats.org/wordprocessingml/2006/main" xmlns:w14="http://schemas.microsoft.com/office/word/2010/wordml" xmlns:wpg="http://schemas.microsoft.com/office/word/2010/wordprocessingGroup" xmlns:wpi="http://schemas.microsoft.com/office/word/2010/wordprocessingInk" xmlns:wne="http://schemas.microsoft.com/office/word/2006/wordml" xmlns:wps="http://schemas.microsoft.com/office/word/2010/wordprocessingShape" mc:Ignorable="w14 wp14">
   <w:body>
     <w:p>
-      <w:pPr>
-        <w:pStyle w:val="Heading1"/>
-      </w:pPr>
       <w:r>
-        <w:t>Onboarding Record: Jennifer Johnson</w:t>
+        <w:t>Welcome to Meridian, Jennifer Johnson. We are glad to have you, and I want to set a few things down in writing so your first weeks are clear rather than left to guesswork. We do not stand much on ceremony here, but a new colleague is worth marking properly.</w:t>
       </w:r>
     </w:p>
     <w:p>
       <w:r>
-        <w:t>Jennifer Johnson joins the firm as an Actuarial Associate in the consulting practice. This record is for the personnel file and for her own, so that what was said to her on arrival is written down somewhere other than in my memory.</w:t>
+        <w:t>You are joining us as an Actuarial Associate, on the consulting side of the practice. Early on you will rotate through valuation support and data preparation, assembling exhibits, reconciling the client files a valuation is built on, and learning how a result is put together before you are asked to build one yourself. It is careful work, and you will not be thrown in without a hand nearby. You will report to Jennifer Vasquez, our Consulting Actuary, who runs the valuation work day to day and will set your assignments and answer the first questions that come up.</w:t>
       </w:r>
     </w:p>
     <w:p>
       <w:r>
-        <w:t>She will work the data end of valuations. That means intake of client census and asset files, reasonableness and consistency testing, reconciliation to the prior measurement, and the exhibits that come out of the reconciliation. It is the part of the work that people outside the profession assume is clerical, and it is where the errors that matter actually live: a valuation is a very precise arithmetic performed on whatever was in the file. She sits with the consulting staff and reports to me for the present. That reporting line is a function of the size of the practice and not of her seniority, and she should read nothing into it when it changes.</w:t>
+        <w:t>A few practical things for the early weeks:</w:t>
+      </w:r>
+    </w:p>
+    <w:p>
+      <w:pPr>
+        <w:pStyle w:val="ListBullet"/>
+      </w:pPr>
+      <w:r>
+        <w:t>Spend your first days alongside the valuation team, and let them walk you through how a workbook is assembled before you build one of your own.</w:t>
+      </w:r>
+    </w:p>
+    <w:p>
+      <w:pPr>
+        <w:pStyle w:val="ListBullet"/>
+      </w:pPr>
+      <w:r>
+        <w:t>When a client file looks off, flag it early. We treat a good question as part of the work, not an interruption to it.</w:t>
+      </w:r>
+    </w:p>
+    <w:p>
+      <w:pPr>
+        <w:pStyle w:val="ListBullet"/>
+      </w:pPr>
+      <w:r>
+        <w:t>Ask about the reasoning, not only the mechanics. The judgment behind a number is the part worth learning, and none of us minds explaining it.</w:t>
       </w:r>
     </w:p>
     <w:p>
       <w:r>
-        <w:t>Her workstation, network account, and access to the engagement files should be in place before she sits down; if they are not, the fault is ours and she should say so rather than wait. The practice manager will take her through timekeeping, benefits enrollment, and the firm's support for exams in her first week. She is to read the engagement letter for any client whose data she touches before she touches it. Client data stays in the office. It does not go home on a drive, and it is not discussed outside the firm, including with people who already know what we are working on.</w:t>
+        <w:t>It is worth knowing whom the work is for. Our clients are pension boards, a life insurer, and benefit funds, all of them people who have to fund a promise and then answer for it. When we hand them a number, they build real decisions on it. That is why we are careful to the point of being tedious, and it is why the reconciliation you will start on matters more than it may first appear.</w:t>
       </w:r>
     </w:p>
     <w:p>
       <w:r>
-        <w:t>Two expectations, and they are the ones I state to everyone. Document as you go: a working paper a reviewer cannot retrace is not finished, whatever number sits at the bottom of it. And flag what you are unsure of. I would rather hear about ten uncertainties that turn out not to matter than meet the eleventh in front of a board. No one here has been criticized for raising a question early. Everything Jennifer Johnson produces will be reviewed by a credentialed actuary before it leaves the office, which is not a comment on her work; it is how the work is done.</w:t>
+        <w:t>One thing I ask of everyone, and I will ask it of you too. Keep what the data show, what we assumed, and what we concluded in separate sentences. You will hear me say it often enough that it becomes second nature. Find me in your first week and we will walk through a live valuation together, so you can see where your work fits. We are glad you are here.</w:t>
       </w:r>
     </w:p>
     <w:p>
       <w:r>
-        <w:t>Prepared by Robert Lawrence, Managing Actuary, for the personnel file.</w:t>
+        <w:t>Robert Lawrence, Managing Actuary</w:t>
       </w:r>
     </w:p>
     <w:sectPr>
